--- a/sorular/Kim11_tema-1-Hiz-bolum-sonu-sorular.docx
+++ b/sorular/Kim11_tema-1-Hiz-bolum-sonu-sorular.docx
@@ -2442,6 +2442,753 @@
       <w:r>
         <w:rPr>
           <w:rFonts w:ascii="Times New Roman" w:hAnsi="Times New Roman" w:cs="Times New Roman"/>
+          <w:lang w:val="tr-TR"/>
+        </w:rPr>
+        <w:t xml:space="preserve">9. Hidrojen peroksitin bromür iyonları (Br</w:t>
+      </w:r>
+      <w:r>
+        <w:rPr>
+          <w:rFonts w:ascii="Times New Roman" w:hAnsi="Times New Roman" w:cs="Times New Roman"/>
+          <w:vertAlign w:val="superscript"/>
+          <w:lang w:val="tr-TR"/>
+        </w:rPr>
+        <w:t xml:space="preserve">−</w:t>
+      </w:r>
+      <w:r>
+        <w:rPr>
+          <w:rFonts w:ascii="Times New Roman" w:hAnsi="Times New Roman" w:cs="Times New Roman"/>
+          <w:lang w:val="tr-TR"/>
+        </w:rPr>
+        <w:t xml:space="preserve">) varlığında bozunmasının aşağıdaki iki basamakta gerçekleştiği kabul edilmektedir.</w:t>
+      </w:r>
+    </w:p>
+    <w:p>
+      <w:pPr>
+        <w:jc w:val="center"/>
+        <w:rPr>
+          <w:rFonts w:ascii="Times New Roman" w:hAnsi="Times New Roman" w:cs="Times New Roman"/>
+          <w:lang w:val="tr-TR"/>
+        </w:rPr>
+      </w:pPr>
+      <w:r>
+        <w:rPr>
+          <w:rFonts w:ascii="Times New Roman" w:hAnsi="Times New Roman" w:cs="Times New Roman"/>
+          <w:lang w:val="tr-TR"/>
+        </w:rPr>
+        <w:t xml:space="preserve">I. H</w:t>
+      </w:r>
+      <w:r>
+        <w:rPr>
+          <w:rFonts w:ascii="Times New Roman" w:hAnsi="Times New Roman" w:cs="Times New Roman"/>
+          <w:vertAlign w:val="subscript"/>
+          <w:lang w:val="tr-TR"/>
+        </w:rPr>
+        <w:t xml:space="preserve">2</w:t>
+      </w:r>
+      <w:r>
+        <w:rPr>
+          <w:rFonts w:ascii="Times New Roman" w:hAnsi="Times New Roman" w:cs="Times New Roman"/>
+          <w:lang w:val="tr-TR"/>
+        </w:rPr>
+        <w:t xml:space="preserve">O</w:t>
+      </w:r>
+      <w:r>
+        <w:rPr>
+          <w:rFonts w:ascii="Times New Roman" w:hAnsi="Times New Roman" w:cs="Times New Roman"/>
+          <w:vertAlign w:val="subscript"/>
+          <w:lang w:val="tr-TR"/>
+        </w:rPr>
+        <w:t xml:space="preserve">2</w:t>
+      </w:r>
+      <w:r>
+        <w:rPr>
+          <w:rFonts w:ascii="Times New Roman" w:hAnsi="Times New Roman" w:cs="Times New Roman"/>
+          <w:lang w:val="tr-TR"/>
+        </w:rPr>
+        <w:t xml:space="preserve">(suda) + Br</w:t>
+      </w:r>
+      <w:r>
+        <w:rPr>
+          <w:rFonts w:ascii="Times New Roman" w:hAnsi="Times New Roman" w:cs="Times New Roman"/>
+          <w:vertAlign w:val="superscript"/>
+          <w:lang w:val="tr-TR"/>
+        </w:rPr>
+        <w:t xml:space="preserve">−</w:t>
+      </w:r>
+      <w:r>
+        <w:rPr>
+          <w:rFonts w:ascii="Times New Roman" w:hAnsi="Times New Roman" w:cs="Times New Roman"/>
+          <w:lang w:val="tr-TR"/>
+        </w:rPr>
+        <w:t xml:space="preserve">(suda) → H</w:t>
+      </w:r>
+      <w:r>
+        <w:rPr>
+          <w:rFonts w:ascii="Times New Roman" w:hAnsi="Times New Roman" w:cs="Times New Roman"/>
+          <w:vertAlign w:val="subscript"/>
+          <w:lang w:val="tr-TR"/>
+        </w:rPr>
+        <w:t xml:space="preserve">2</w:t>
+      </w:r>
+      <w:r>
+        <w:rPr>
+          <w:rFonts w:ascii="Times New Roman" w:hAnsi="Times New Roman" w:cs="Times New Roman"/>
+          <w:lang w:val="tr-TR"/>
+        </w:rPr>
+        <w:t xml:space="preserve">O(s) + BrO</w:t>
+      </w:r>
+      <w:r>
+        <w:rPr>
+          <w:rFonts w:ascii="Times New Roman" w:hAnsi="Times New Roman" w:cs="Times New Roman"/>
+          <w:vertAlign w:val="superscript"/>
+          <w:lang w:val="tr-TR"/>
+        </w:rPr>
+        <w:t xml:space="preserve">−</w:t>
+      </w:r>
+      <w:r>
+        <w:rPr>
+          <w:rFonts w:ascii="Times New Roman" w:hAnsi="Times New Roman" w:cs="Times New Roman"/>
+          <w:lang w:val="tr-TR"/>
+        </w:rPr>
+        <w:t xml:space="preserve">(suda)  (yavaş)</w:t>
+      </w:r>
+    </w:p>
+    <w:p>
+      <w:pPr>
+        <w:jc w:val="center"/>
+        <w:rPr>
+          <w:rFonts w:ascii="Times New Roman" w:hAnsi="Times New Roman" w:cs="Times New Roman"/>
+          <w:lang w:val="tr-TR"/>
+        </w:rPr>
+      </w:pPr>
+      <w:r>
+        <w:rPr>
+          <w:rFonts w:ascii="Times New Roman" w:hAnsi="Times New Roman" w:cs="Times New Roman"/>
+          <w:lang w:val="tr-TR"/>
+        </w:rPr>
+        <w:t xml:space="preserve">II. H</w:t>
+      </w:r>
+      <w:r>
+        <w:rPr>
+          <w:rFonts w:ascii="Times New Roman" w:hAnsi="Times New Roman" w:cs="Times New Roman"/>
+          <w:vertAlign w:val="subscript"/>
+          <w:lang w:val="tr-TR"/>
+        </w:rPr>
+        <w:t xml:space="preserve">2</w:t>
+      </w:r>
+      <w:r>
+        <w:rPr>
+          <w:rFonts w:ascii="Times New Roman" w:hAnsi="Times New Roman" w:cs="Times New Roman"/>
+          <w:lang w:val="tr-TR"/>
+        </w:rPr>
+        <w:t xml:space="preserve">O</w:t>
+      </w:r>
+      <w:r>
+        <w:rPr>
+          <w:rFonts w:ascii="Times New Roman" w:hAnsi="Times New Roman" w:cs="Times New Roman"/>
+          <w:vertAlign w:val="subscript"/>
+          <w:lang w:val="tr-TR"/>
+        </w:rPr>
+        <w:t xml:space="preserve">2</w:t>
+      </w:r>
+      <w:r>
+        <w:rPr>
+          <w:rFonts w:ascii="Times New Roman" w:hAnsi="Times New Roman" w:cs="Times New Roman"/>
+          <w:lang w:val="tr-TR"/>
+        </w:rPr>
+        <w:t xml:space="preserve">(suda) + BrO</w:t>
+      </w:r>
+      <w:r>
+        <w:rPr>
+          <w:rFonts w:ascii="Times New Roman" w:hAnsi="Times New Roman" w:cs="Times New Roman"/>
+          <w:vertAlign w:val="superscript"/>
+          <w:lang w:val="tr-TR"/>
+        </w:rPr>
+        <w:t xml:space="preserve">−</w:t>
+      </w:r>
+      <w:r>
+        <w:rPr>
+          <w:rFonts w:ascii="Times New Roman" w:hAnsi="Times New Roman" w:cs="Times New Roman"/>
+          <w:lang w:val="tr-TR"/>
+        </w:rPr>
+        <w:t xml:space="preserve">(suda) → H</w:t>
+      </w:r>
+      <w:r>
+        <w:rPr>
+          <w:rFonts w:ascii="Times New Roman" w:hAnsi="Times New Roman" w:cs="Times New Roman"/>
+          <w:vertAlign w:val="subscript"/>
+          <w:lang w:val="tr-TR"/>
+        </w:rPr>
+        <w:t xml:space="preserve">2</w:t>
+      </w:r>
+      <w:r>
+        <w:rPr>
+          <w:rFonts w:ascii="Times New Roman" w:hAnsi="Times New Roman" w:cs="Times New Roman"/>
+          <w:lang w:val="tr-TR"/>
+        </w:rPr>
+        <w:t xml:space="preserve">O(s) + O</w:t>
+      </w:r>
+      <w:r>
+        <w:rPr>
+          <w:rFonts w:ascii="Times New Roman" w:hAnsi="Times New Roman" w:cs="Times New Roman"/>
+          <w:vertAlign w:val="subscript"/>
+          <w:lang w:val="tr-TR"/>
+        </w:rPr>
+        <w:t xml:space="preserve">2</w:t>
+      </w:r>
+      <w:r>
+        <w:rPr>
+          <w:rFonts w:ascii="Times New Roman" w:hAnsi="Times New Roman" w:cs="Times New Roman"/>
+          <w:lang w:val="tr-TR"/>
+        </w:rPr>
+        <w:t xml:space="preserve">(g) + Br</w:t>
+      </w:r>
+      <w:r>
+        <w:rPr>
+          <w:rFonts w:ascii="Times New Roman" w:hAnsi="Times New Roman" w:cs="Times New Roman"/>
+          <w:vertAlign w:val="superscript"/>
+          <w:lang w:val="tr-TR"/>
+        </w:rPr>
+        <w:t xml:space="preserve">−</w:t>
+      </w:r>
+      <w:r>
+        <w:rPr>
+          <w:rFonts w:ascii="Times New Roman" w:hAnsi="Times New Roman" w:cs="Times New Roman"/>
+          <w:lang w:val="tr-TR"/>
+        </w:rPr>
+        <w:t xml:space="preserve">(suda)  (hızlı)</w:t>
+      </w:r>
+    </w:p>
+    <w:p>
+      <w:pPr>
+        <w:pStyle w:val="ListParagraph"/>
+        <w:numPr>
+          <w:ilvl w:val="0"/>
+          <w:numId w:val="55"/>
+        </w:numPr>
+        <w:jc w:val="both"/>
+        <w:rPr>
+          <w:rFonts w:ascii="Times New Roman" w:hAnsi="Times New Roman" w:cs="Times New Roman"/>
+          <w:lang w:val="tr-TR"/>
+        </w:rPr>
+      </w:pPr>
+      <w:r>
+        <w:rPr>
+          <w:rFonts w:ascii="Times New Roman" w:hAnsi="Times New Roman" w:cs="Times New Roman"/>
+          <w:lang w:val="tr-TR"/>
+        </w:rPr>
+        <w:t xml:space="preserve">Net tepkime denklemini yazınız.</w:t>
+      </w:r>
+    </w:p>
+    <w:p>
+      <w:pPr>
+        <w:ind w:left="720"/>
+        <w:jc w:val="both"/>
+        <w:rPr>
+          <w:rFonts w:ascii="Times New Roman" w:hAnsi="Times New Roman" w:cs="Times New Roman"/>
+          <w:lang w:val="tr-TR"/>
+        </w:rPr>
+      </w:pPr>
+      <w:r>
+        <w:rPr>
+          <w:rFonts w:ascii="Times New Roman" w:hAnsi="Times New Roman" w:cs="Times New Roman"/>
+          <w:lang w:val="tr-TR"/>
+        </w:rPr>
+        <w:t xml:space="preserve">……………………………………………………………………………………………</w:t>
+      </w:r>
+    </w:p>
+    <w:p>
+      <w:pPr>
+        <w:pStyle w:val="ListParagraph"/>
+        <w:numPr>
+          <w:ilvl w:val="0"/>
+          <w:numId w:val="55"/>
+        </w:numPr>
+        <w:jc w:val="both"/>
+        <w:rPr>
+          <w:rFonts w:ascii="Times New Roman" w:hAnsi="Times New Roman" w:cs="Times New Roman"/>
+          <w:lang w:val="tr-TR"/>
+        </w:rPr>
+      </w:pPr>
+      <w:r>
+        <w:rPr>
+          <w:rFonts w:ascii="Times New Roman" w:hAnsi="Times New Roman" w:cs="Times New Roman"/>
+          <w:lang w:val="tr-TR"/>
+        </w:rPr>
+        <w:t xml:space="preserve">Mekanizmadaki ara ürünü ve katalizörü belirleyiniz.</w:t>
+      </w:r>
+    </w:p>
+    <w:p>
+      <w:pPr>
+        <w:ind w:left="720"/>
+        <w:jc w:val="both"/>
+        <w:rPr>
+          <w:rFonts w:ascii="Times New Roman" w:hAnsi="Times New Roman" w:cs="Times New Roman"/>
+          <w:lang w:val="tr-TR"/>
+        </w:rPr>
+      </w:pPr>
+      <w:r>
+        <w:rPr>
+          <w:rFonts w:ascii="Times New Roman" w:hAnsi="Times New Roman" w:cs="Times New Roman"/>
+          <w:lang w:val="tr-TR"/>
+        </w:rPr>
+        <w:t xml:space="preserve">……………………………………………………………………………………………</w:t>
+      </w:r>
+    </w:p>
+    <w:p>
+      <w:pPr>
+        <w:pStyle w:val="ListParagraph"/>
+        <w:numPr>
+          <w:ilvl w:val="0"/>
+          <w:numId w:val="55"/>
+        </w:numPr>
+        <w:jc w:val="both"/>
+        <w:rPr>
+          <w:rFonts w:ascii="Times New Roman" w:hAnsi="Times New Roman" w:cs="Times New Roman"/>
+          <w:lang w:val="tr-TR"/>
+        </w:rPr>
+      </w:pPr>
+      <w:r>
+        <w:rPr>
+          <w:rFonts w:ascii="Times New Roman" w:hAnsi="Times New Roman" w:cs="Times New Roman"/>
+          <w:lang w:val="tr-TR"/>
+        </w:rPr>
+        <w:t xml:space="preserve">Tepkimenin hız denklemini yazınız ve tepkime derecesini belirleyiniz.</w:t>
+      </w:r>
+    </w:p>
+    <w:p>
+      <w:pPr>
+        <w:ind w:left="720"/>
+        <w:jc w:val="both"/>
+        <w:rPr>
+          <w:rFonts w:ascii="Times New Roman" w:hAnsi="Times New Roman" w:cs="Times New Roman"/>
+          <w:lang w:val="tr-TR"/>
+        </w:rPr>
+      </w:pPr>
+      <w:r>
+        <w:rPr>
+          <w:rFonts w:ascii="Times New Roman" w:hAnsi="Times New Roman" w:cs="Times New Roman"/>
+          <w:lang w:val="tr-TR"/>
+        </w:rPr>
+        <w:t xml:space="preserve">……………………………………………………………………………………………</w:t>
+      </w:r>
+    </w:p>
+    <w:p>
+      <w:pPr>
+        <w:pStyle w:val="ListParagraph"/>
+        <w:numPr>
+          <w:ilvl w:val="0"/>
+          <w:numId w:val="55"/>
+        </w:numPr>
+        <w:jc w:val="both"/>
+        <w:rPr>
+          <w:rFonts w:ascii="Times New Roman" w:hAnsi="Times New Roman" w:cs="Times New Roman"/>
+          <w:lang w:val="tr-TR"/>
+        </w:rPr>
+      </w:pPr>
+      <w:r>
+        <w:rPr>
+          <w:rFonts w:ascii="Times New Roman" w:hAnsi="Times New Roman" w:cs="Times New Roman"/>
+          <w:lang w:val="tr-TR"/>
+        </w:rPr>
+        <w:t xml:space="preserve">Hangi basamağın aktivasyon enerjisi daha büyüktür? Açıklayınız.</w:t>
+      </w:r>
+    </w:p>
+    <w:p>
+      <w:pPr>
+        <w:ind w:left="720"/>
+        <w:jc w:val="both"/>
+        <w:rPr>
+          <w:rFonts w:ascii="Times New Roman" w:hAnsi="Times New Roman" w:cs="Times New Roman"/>
+          <w:lang w:val="tr-TR"/>
+        </w:rPr>
+      </w:pPr>
+      <w:r>
+        <w:rPr>
+          <w:rFonts w:ascii="Times New Roman" w:hAnsi="Times New Roman" w:cs="Times New Roman"/>
+          <w:lang w:val="tr-TR"/>
+        </w:rPr>
+        <w:t xml:space="preserve">……………………………………………………………………………………………</w:t>
+      </w:r>
+    </w:p>
+    <w:p>
+      <w:pPr>
+        <w:ind w:left="720"/>
+        <w:jc w:val="both"/>
+        <w:rPr>
+          <w:rFonts w:ascii="Times New Roman" w:hAnsi="Times New Roman" w:cs="Times New Roman"/>
+          <w:lang w:val="tr-TR"/>
+        </w:rPr>
+      </w:pPr>
+      <w:r>
+        <w:rPr>
+          <w:rFonts w:ascii="Times New Roman" w:hAnsi="Times New Roman" w:cs="Times New Roman"/>
+          <w:color w:val="FF0000"/>
+          <w:lang w:val="tr-TR"/>
+        </w:rPr>
+        <w:t xml:space="preserve">Cevap: a) 2H</w:t>
+      </w:r>
+      <w:r>
+        <w:rPr>
+          <w:rFonts w:ascii="Times New Roman" w:hAnsi="Times New Roman" w:cs="Times New Roman"/>
+          <w:color w:val="FF0000"/>
+          <w:vertAlign w:val="subscript"/>
+          <w:lang w:val="tr-TR"/>
+        </w:rPr>
+        <w:t xml:space="preserve">2</w:t>
+      </w:r>
+      <w:r>
+        <w:rPr>
+          <w:rFonts w:ascii="Times New Roman" w:hAnsi="Times New Roman" w:cs="Times New Roman"/>
+          <w:color w:val="FF0000"/>
+          <w:lang w:val="tr-TR"/>
+        </w:rPr>
+        <w:t xml:space="preserve">O</w:t>
+      </w:r>
+      <w:r>
+        <w:rPr>
+          <w:rFonts w:ascii="Times New Roman" w:hAnsi="Times New Roman" w:cs="Times New Roman"/>
+          <w:color w:val="FF0000"/>
+          <w:vertAlign w:val="subscript"/>
+          <w:lang w:val="tr-TR"/>
+        </w:rPr>
+        <w:t xml:space="preserve">2</w:t>
+      </w:r>
+      <w:r>
+        <w:rPr>
+          <w:rFonts w:ascii="Times New Roman" w:hAnsi="Times New Roman" w:cs="Times New Roman"/>
+          <w:color w:val="FF0000"/>
+          <w:lang w:val="tr-TR"/>
+        </w:rPr>
+        <w:t xml:space="preserve">(suda) → 2H</w:t>
+      </w:r>
+      <w:r>
+        <w:rPr>
+          <w:rFonts w:ascii="Times New Roman" w:hAnsi="Times New Roman" w:cs="Times New Roman"/>
+          <w:color w:val="FF0000"/>
+          <w:vertAlign w:val="subscript"/>
+          <w:lang w:val="tr-TR"/>
+        </w:rPr>
+        <w:t xml:space="preserve">2</w:t>
+      </w:r>
+      <w:r>
+        <w:rPr>
+          <w:rFonts w:ascii="Times New Roman" w:hAnsi="Times New Roman" w:cs="Times New Roman"/>
+          <w:color w:val="FF0000"/>
+          <w:lang w:val="tr-TR"/>
+        </w:rPr>
+        <w:t xml:space="preserve">O(s) + O</w:t>
+      </w:r>
+      <w:r>
+        <w:rPr>
+          <w:rFonts w:ascii="Times New Roman" w:hAnsi="Times New Roman" w:cs="Times New Roman"/>
+          <w:color w:val="FF0000"/>
+          <w:vertAlign w:val="subscript"/>
+          <w:lang w:val="tr-TR"/>
+        </w:rPr>
+        <w:t xml:space="preserve">2</w:t>
+      </w:r>
+      <w:r>
+        <w:rPr>
+          <w:rFonts w:ascii="Times New Roman" w:hAnsi="Times New Roman" w:cs="Times New Roman"/>
+          <w:color w:val="FF0000"/>
+          <w:lang w:val="tr-TR"/>
+        </w:rPr>
+        <w:t xml:space="preserve">(g)   b) Ara ürün: BrO</w:t>
+      </w:r>
+      <w:r>
+        <w:rPr>
+          <w:rFonts w:ascii="Times New Roman" w:hAnsi="Times New Roman" w:cs="Times New Roman"/>
+          <w:color w:val="FF0000"/>
+          <w:vertAlign w:val="superscript"/>
+          <w:lang w:val="tr-TR"/>
+        </w:rPr>
+        <w:t xml:space="preserve">−</w:t>
+      </w:r>
+      <w:r>
+        <w:rPr>
+          <w:rFonts w:ascii="Times New Roman" w:hAnsi="Times New Roman" w:cs="Times New Roman"/>
+          <w:color w:val="FF0000"/>
+          <w:lang w:val="tr-TR"/>
+        </w:rPr>
+        <w:t xml:space="preserve">; katalizör: Br</w:t>
+      </w:r>
+      <w:r>
+        <w:rPr>
+          <w:rFonts w:ascii="Times New Roman" w:hAnsi="Times New Roman" w:cs="Times New Roman"/>
+          <w:color w:val="FF0000"/>
+          <w:vertAlign w:val="superscript"/>
+          <w:lang w:val="tr-TR"/>
+        </w:rPr>
+        <w:t xml:space="preserve">−</w:t>
+      </w:r>
+      <w:r>
+        <w:rPr>
+          <w:rFonts w:ascii="Times New Roman" w:hAnsi="Times New Roman" w:cs="Times New Roman"/>
+          <w:color w:val="FF0000"/>
+          <w:lang w:val="tr-TR"/>
+        </w:rPr>
+        <w:t xml:space="preserve">   c) Hız = k[H</w:t>
+      </w:r>
+      <w:r>
+        <w:rPr>
+          <w:rFonts w:ascii="Times New Roman" w:hAnsi="Times New Roman" w:cs="Times New Roman"/>
+          <w:color w:val="FF0000"/>
+          <w:vertAlign w:val="subscript"/>
+          <w:lang w:val="tr-TR"/>
+        </w:rPr>
+        <w:t xml:space="preserve">2</w:t>
+      </w:r>
+      <w:r>
+        <w:rPr>
+          <w:rFonts w:ascii="Times New Roman" w:hAnsi="Times New Roman" w:cs="Times New Roman"/>
+          <w:color w:val="FF0000"/>
+          <w:lang w:val="tr-TR"/>
+        </w:rPr>
+        <w:t xml:space="preserve">O</w:t>
+      </w:r>
+      <w:r>
+        <w:rPr>
+          <w:rFonts w:ascii="Times New Roman" w:hAnsi="Times New Roman" w:cs="Times New Roman"/>
+          <w:color w:val="FF0000"/>
+          <w:vertAlign w:val="subscript"/>
+          <w:lang w:val="tr-TR"/>
+        </w:rPr>
+        <w:t xml:space="preserve">2</w:t>
+      </w:r>
+      <w:r>
+        <w:rPr>
+          <w:rFonts w:ascii="Times New Roman" w:hAnsi="Times New Roman" w:cs="Times New Roman"/>
+          <w:color w:val="FF0000"/>
+          <w:lang w:val="tr-TR"/>
+        </w:rPr>
+        <w:t xml:space="preserve">][Br</w:t>
+      </w:r>
+      <w:r>
+        <w:rPr>
+          <w:rFonts w:ascii="Times New Roman" w:hAnsi="Times New Roman" w:cs="Times New Roman"/>
+          <w:color w:val="FF0000"/>
+          <w:vertAlign w:val="superscript"/>
+          <w:lang w:val="tr-TR"/>
+        </w:rPr>
+        <w:t xml:space="preserve">−</w:t>
+      </w:r>
+      <w:r>
+        <w:rPr>
+          <w:rFonts w:ascii="Times New Roman" w:hAnsi="Times New Roman" w:cs="Times New Roman"/>
+          <w:color w:val="FF0000"/>
+          <w:lang w:val="tr-TR"/>
+        </w:rPr>
+        <w:t xml:space="preserve">], 2. derece   ç) I. basamak; yavaş basamağın aktivasyon enerjisi daha büyüktür.</w:t>
+      </w:r>
+    </w:p>
+    <w:p>
+      <w:pPr>
+        <w:jc w:val="both"/>
+        <w:rPr>
+          <w:rFonts w:ascii="Times New Roman" w:hAnsi="Times New Roman" w:cs="Times New Roman"/>
+          <w:lang w:val="tr-TR"/>
+        </w:rPr>
+      </w:pPr>
+      <w:r>
+        <w:rPr>
+          <w:rFonts w:ascii="Times New Roman" w:hAnsi="Times New Roman" w:cs="Times New Roman"/>
+          <w:lang w:val="tr-TR"/>
+        </w:rPr>
+        <w:t xml:space="preserve">10. Belirli koşullarda ekzotermik bir tepkimenin ileri aktivasyon enerjisi 60 kJ, tepkime entalpisi −120 kJ’dir.</w:t>
+      </w:r>
+    </w:p>
+    <w:p>
+      <w:pPr>
+        <w:pStyle w:val="ListParagraph"/>
+        <w:numPr>
+          <w:ilvl w:val="0"/>
+          <w:numId w:val="56"/>
+        </w:numPr>
+        <w:jc w:val="both"/>
+        <w:rPr>
+          <w:rFonts w:ascii="Times New Roman" w:hAnsi="Times New Roman" w:cs="Times New Roman"/>
+          <w:lang w:val="tr-TR"/>
+        </w:rPr>
+      </w:pPr>
+      <w:r>
+        <w:rPr>
+          <w:rFonts w:ascii="Times New Roman" w:hAnsi="Times New Roman" w:cs="Times New Roman"/>
+          <w:lang w:val="tr-TR"/>
+        </w:rPr>
+        <w:t xml:space="preserve">Tepkimenin geri aktivasyon enerjisini hesaplayınız.</w:t>
+      </w:r>
+    </w:p>
+    <w:p>
+      <w:pPr>
+        <w:pStyle w:val="ListParagraph"/>
+        <w:numPr>
+          <w:ilvl w:val="0"/>
+          <w:numId w:val="56"/>
+        </w:numPr>
+        <w:jc w:val="both"/>
+        <w:rPr>
+          <w:rFonts w:ascii="Times New Roman" w:hAnsi="Times New Roman" w:cs="Times New Roman"/>
+          <w:lang w:val="tr-TR"/>
+        </w:rPr>
+      </w:pPr>
+      <w:r>
+        <w:rPr>
+          <w:rFonts w:ascii="Times New Roman" w:hAnsi="Times New Roman" w:cs="Times New Roman"/>
+          <w:lang w:val="tr-TR"/>
+        </w:rPr>
+        <w:t xml:space="preserve">Tepkimeye katalizör eklendiğinde ileri aktivasyon enerjisi 40 kJ’ye düşüyor. Katalizörlü tepkimenin geri aktivasyon enerjisi ve entalpi değişimi kaç kJ olur?</w:t>
+      </w:r>
+    </w:p>
+    <w:tbl>
+      <w:tblPr>
+        <w:tblW w:w="9000" w:type="dxa"/>
+        <w:jc w:val="center"/>
+        <w:tblBorders>
+          <w:top w:val="single" w:sz="8" w:space="0" w:color="7F7F7F"/>
+          <w:left w:val="single" w:sz="8" w:space="0" w:color="7F7F7F"/>
+          <w:bottom w:val="single" w:sz="8" w:space="0" w:color="7F7F7F"/>
+          <w:right w:val="single" w:sz="8" w:space="0" w:color="7F7F7F"/>
+        </w:tblBorders>
+      </w:tblPr>
+      <w:tblGrid>
+        <w:gridCol w:w="9000"/>
+      </w:tblGrid>
+      <w:tr>
+        <w:trPr>
+          <w:trHeight w:val="1200"/>
+        </w:trPr>
+        <w:tc>
+          <w:tcPr>
+            <w:tcW w:w="9000" w:type="dxa"/>
+          </w:tcPr>
+          <w:p/>
+        </w:tc>
+      </w:tr>
+    </w:tbl>
+    <w:p>
+      <w:pPr>
+        <w:jc w:val="both"/>
+        <w:rPr>
+          <w:rFonts w:ascii="Times New Roman" w:hAnsi="Times New Roman" w:cs="Times New Roman"/>
+          <w:lang w:val="tr-TR"/>
+        </w:rPr>
+      </w:pPr>
+    </w:p>
+    <w:p>
+      <w:pPr>
+        <w:ind w:left="720"/>
+        <w:jc w:val="both"/>
+        <w:rPr>
+          <w:rFonts w:ascii="Times New Roman" w:hAnsi="Times New Roman" w:cs="Times New Roman"/>
+          <w:lang w:val="tr-TR"/>
+        </w:rPr>
+      </w:pPr>
+      <w:r>
+        <w:rPr>
+          <w:rFonts w:ascii="Times New Roman" w:hAnsi="Times New Roman" w:cs="Times New Roman"/>
+          <w:color w:val="FF0000"/>
+          <w:lang w:val="tr-TR"/>
+        </w:rPr>
+        <w:t xml:space="preserve">Cevap: a) ΔH = E</w:t>
+      </w:r>
+      <w:r>
+        <w:rPr>
+          <w:rFonts w:ascii="Times New Roman" w:hAnsi="Times New Roman" w:cs="Times New Roman"/>
+          <w:color w:val="FF0000"/>
+          <w:vertAlign w:val="subscript"/>
+          <w:lang w:val="tr-TR"/>
+        </w:rPr>
+        <w:t xml:space="preserve">ai</w:t>
+      </w:r>
+      <w:r>
+        <w:rPr>
+          <w:rFonts w:ascii="Times New Roman" w:hAnsi="Times New Roman" w:cs="Times New Roman"/>
+          <w:color w:val="FF0000"/>
+          <w:lang w:val="tr-TR"/>
+        </w:rPr>
+        <w:t xml:space="preserve"> − E</w:t>
+      </w:r>
+      <w:r>
+        <w:rPr>
+          <w:rFonts w:ascii="Times New Roman" w:hAnsi="Times New Roman" w:cs="Times New Roman"/>
+          <w:color w:val="FF0000"/>
+          <w:vertAlign w:val="subscript"/>
+          <w:lang w:val="tr-TR"/>
+        </w:rPr>
+        <w:t xml:space="preserve">ag</w:t>
+      </w:r>
+      <w:r>
+        <w:rPr>
+          <w:rFonts w:ascii="Times New Roman" w:hAnsi="Times New Roman" w:cs="Times New Roman"/>
+          <w:color w:val="FF0000"/>
+          <w:lang w:val="tr-TR"/>
+        </w:rPr>
+        <w:t xml:space="preserve"> ⇒ −120 = 60 − E</w:t>
+      </w:r>
+      <w:r>
+        <w:rPr>
+          <w:rFonts w:ascii="Times New Roman" w:hAnsi="Times New Roman" w:cs="Times New Roman"/>
+          <w:color w:val="FF0000"/>
+          <w:vertAlign w:val="subscript"/>
+          <w:lang w:val="tr-TR"/>
+        </w:rPr>
+        <w:t xml:space="preserve">ag</w:t>
+      </w:r>
+      <w:r>
+        <w:rPr>
+          <w:rFonts w:ascii="Times New Roman" w:hAnsi="Times New Roman" w:cs="Times New Roman"/>
+          <w:color w:val="FF0000"/>
+          <w:lang w:val="tr-TR"/>
+        </w:rPr>
+        <w:t xml:space="preserve"> ⇒ E</w:t>
+      </w:r>
+      <w:r>
+        <w:rPr>
+          <w:rFonts w:ascii="Times New Roman" w:hAnsi="Times New Roman" w:cs="Times New Roman"/>
+          <w:color w:val="FF0000"/>
+          <w:vertAlign w:val="subscript"/>
+          <w:lang w:val="tr-TR"/>
+        </w:rPr>
+        <w:t xml:space="preserve">ag</w:t>
+      </w:r>
+      <w:r>
+        <w:rPr>
+          <w:rFonts w:ascii="Times New Roman" w:hAnsi="Times New Roman" w:cs="Times New Roman"/>
+          <w:color w:val="FF0000"/>
+          <w:lang w:val="tr-TR"/>
+        </w:rPr>
+        <w:t xml:space="preserve"> = 180 kJ   b) Katalizör ileri ve geri aktivasyon enerjilerini aynı miktarda (20 kJ) düşürür: E</w:t>
+      </w:r>
+      <w:r>
+        <w:rPr>
+          <w:rFonts w:ascii="Times New Roman" w:hAnsi="Times New Roman" w:cs="Times New Roman"/>
+          <w:color w:val="FF0000"/>
+          <w:vertAlign w:val="subscript"/>
+          <w:lang w:val="tr-TR"/>
+        </w:rPr>
+        <w:t xml:space="preserve">ag</w:t>
+      </w:r>
+      <w:r>
+        <w:rPr>
+          <w:rFonts w:ascii="Times New Roman" w:hAnsi="Times New Roman" w:cs="Times New Roman"/>
+          <w:color w:val="FF0000"/>
+          <w:lang w:val="tr-TR"/>
+        </w:rPr>
+        <w:t xml:space="preserve"> = 160 kJ; ΔH = −120 kJ değişmez.</w:t>
+      </w:r>
+    </w:p>
+    <w:p>
+      <w:pPr>
+        <w:jc w:val="both"/>
+        <w:rPr>
+          <w:rFonts w:ascii="Times New Roman" w:hAnsi="Times New Roman" w:cs="Times New Roman"/>
+          <w:lang w:val="tr-TR"/>
+        </w:rPr>
+      </w:pPr>
+      <w:r>
+        <w:rPr>
+          <w:rFonts w:ascii="Times New Roman" w:hAnsi="Times New Roman" w:cs="Times New Roman"/>
           <w:highlight w:val="yellow"/>
           <w:lang w:val="tr-TR"/>
         </w:rPr>
@@ -7795,6 +8542,18 @@
     </w:lvlOverride>
   </w:num>
   <w:num xmlns:a="http://schemas.openxmlformats.org/drawingml/2006/main" xmlns:pic="http://schemas.openxmlformats.org/drawingml/2006/picture" w:numId="54">
+    <w:abstractNumId w:val="20"/>
+    <w:lvlOverride w:ilvl="0">
+      <w:startOverride w:val="1"/>
+    </w:lvlOverride>
+  </w:num>
+  <w:num xmlns:a="http://schemas.openxmlformats.org/drawingml/2006/main" xmlns:pic="http://schemas.openxmlformats.org/drawingml/2006/picture" w:numId="55">
+    <w:abstractNumId w:val="20"/>
+    <w:lvlOverride w:ilvl="0">
+      <w:startOverride w:val="1"/>
+    </w:lvlOverride>
+  </w:num>
+  <w:num xmlns:a="http://schemas.openxmlformats.org/drawingml/2006/main" xmlns:pic="http://schemas.openxmlformats.org/drawingml/2006/picture" w:numId="56">
     <w:abstractNumId w:val="20"/>
     <w:lvlOverride w:ilvl="0">
       <w:startOverride w:val="1"/>

--- a/sorular/Kim11_tema-1-Hiz-bolum-sonu-sorular.docx
+++ b/sorular/Kim11_tema-1-Hiz-bolum-sonu-sorular.docx
@@ -397,16 +397,21 @@
     <w:p>
       <w:pPr>
         <w:pStyle w:val="ListParagraph"/>
-        <w:numPr>
-          <w:ilvl w:val="0"/>
-          <w:numId w:val="51"/>
-        </w:numPr>
+        <w:ind w:left="1080" w:hanging="360"/>
         <w:jc w:val="both"/>
         <w:rPr>
           <w:rFonts w:ascii="Times New Roman" w:hAnsi="Times New Roman" w:cs="Times New Roman"/>
           <w:lang w:val="tr-TR"/>
         </w:rPr>
       </w:pPr>
+      <w:r>
+        <w:rPr>
+          <w:rFonts w:ascii="Times New Roman" w:hAnsi="Times New Roman" w:cs="Times New Roman"/>
+          <w:lang w:val="tr-TR"/>
+        </w:rPr>
+        <w:t xml:space="preserve">a.</w:t>
+        <w:tab/>
+      </w:r>
       <w:r>
         <w:rPr>
           <w:rFonts w:ascii="Times New Roman" w:hAnsi="Times New Roman" w:cs="Times New Roman"/>
@@ -418,16 +423,21 @@
     <w:p>
       <w:pPr>
         <w:pStyle w:val="ListParagraph"/>
-        <w:numPr>
-          <w:ilvl w:val="0"/>
-          <w:numId w:val="51"/>
-        </w:numPr>
+        <w:ind w:left="1080" w:hanging="360"/>
         <w:jc w:val="both"/>
         <w:rPr>
           <w:rFonts w:ascii="Times New Roman" w:hAnsi="Times New Roman" w:cs="Times New Roman"/>
           <w:lang w:val="tr-TR"/>
         </w:rPr>
       </w:pPr>
+      <w:r>
+        <w:rPr>
+          <w:rFonts w:ascii="Times New Roman" w:hAnsi="Times New Roman" w:cs="Times New Roman"/>
+          <w:lang w:val="tr-TR"/>
+        </w:rPr>
+        <w:t xml:space="preserve">b.</w:t>
+        <w:tab/>
+      </w:r>
       <w:r>
         <w:rPr>
           <w:rFonts w:ascii="Times New Roman" w:hAnsi="Times New Roman" w:cs="Times New Roman"/>
@@ -439,16 +449,21 @@
     <w:p>
       <w:pPr>
         <w:pStyle w:val="ListParagraph"/>
-        <w:numPr>
-          <w:ilvl w:val="0"/>
-          <w:numId w:val="51"/>
-        </w:numPr>
+        <w:ind w:left="1080" w:hanging="360"/>
         <w:jc w:val="both"/>
         <w:rPr>
           <w:rFonts w:ascii="Times New Roman" w:hAnsi="Times New Roman" w:cs="Times New Roman"/>
           <w:lang w:val="tr-TR"/>
         </w:rPr>
       </w:pPr>
+      <w:r>
+        <w:rPr>
+          <w:rFonts w:ascii="Times New Roman" w:hAnsi="Times New Roman" w:cs="Times New Roman"/>
+          <w:lang w:val="tr-TR"/>
+        </w:rPr>
+        <w:t xml:space="preserve">c.</w:t>
+        <w:tab/>
+      </w:r>
       <w:r>
         <w:rPr>
           <w:rFonts w:ascii="Times New Roman" w:hAnsi="Times New Roman" w:cs="Times New Roman"/>
@@ -507,7 +522,7 @@
           <w:color w:val="FF0000"/>
           <w:lang w:val="tr-TR"/>
         </w:rPr>
-        <w:t xml:space="preserve">Cevap: a) 0,020 mol/L·s ve 0,012 mol/L·s   b) 0,030 mol/L·s ve 0,018 mol/L·s   c) (1/2)·0,020 = 0,010 mol/L·s</w:t>
+        <w:t xml:space="preserve">Cevap: a. 0,020 mol/L·s ve 0,012 mol/L·s   b. 0,030 mol/L·s ve 0,018 mol/L·s   c. (1/2)·0,020 = 0,010 mol/L·s</w:t>
       </w:r>
     </w:p>
     <w:p>
@@ -1091,16 +1106,21 @@
     <w:p>
       <w:pPr>
         <w:pStyle w:val="ListParagraph"/>
-        <w:numPr>
-          <w:ilvl w:val="0"/>
-          <w:numId w:val="52"/>
-        </w:numPr>
+        <w:ind w:left="1080" w:hanging="360"/>
         <w:jc w:val="both"/>
         <w:rPr>
           <w:rFonts w:ascii="Times New Roman" w:hAnsi="Times New Roman" w:cs="Times New Roman"/>
           <w:lang w:val="tr-TR"/>
         </w:rPr>
       </w:pPr>
+      <w:r>
+        <w:rPr>
+          <w:rFonts w:ascii="Times New Roman" w:hAnsi="Times New Roman" w:cs="Times New Roman"/>
+          <w:lang w:val="tr-TR"/>
+        </w:rPr>
+        <w:t xml:space="preserve">a.</w:t>
+        <w:tab/>
+      </w:r>
       <w:r>
         <w:rPr>
           <w:rFonts w:ascii="Times New Roman" w:hAnsi="Times New Roman" w:cs="Times New Roman"/>
@@ -1129,16 +1149,21 @@
     <w:p>
       <w:pPr>
         <w:pStyle w:val="ListParagraph"/>
-        <w:numPr>
-          <w:ilvl w:val="0"/>
-          <w:numId w:val="52"/>
-        </w:numPr>
+        <w:ind w:left="1080" w:hanging="360"/>
         <w:jc w:val="both"/>
         <w:rPr>
           <w:rFonts w:ascii="Times New Roman" w:hAnsi="Times New Roman" w:cs="Times New Roman"/>
           <w:lang w:val="tr-TR"/>
         </w:rPr>
       </w:pPr>
+      <w:r>
+        <w:rPr>
+          <w:rFonts w:ascii="Times New Roman" w:hAnsi="Times New Roman" w:cs="Times New Roman"/>
+          <w:lang w:val="tr-TR"/>
+        </w:rPr>
+        <w:t xml:space="preserve">b.</w:t>
+        <w:tab/>
+      </w:r>
       <w:r>
         <w:rPr>
           <w:rFonts w:ascii="Times New Roman" w:hAnsi="Times New Roman" w:cs="Times New Roman"/>
@@ -1167,16 +1192,21 @@
     <w:p>
       <w:pPr>
         <w:pStyle w:val="ListParagraph"/>
-        <w:numPr>
-          <w:ilvl w:val="0"/>
-          <w:numId w:val="52"/>
-        </w:numPr>
+        <w:ind w:left="1080" w:hanging="360"/>
         <w:jc w:val="both"/>
         <w:rPr>
           <w:rFonts w:ascii="Times New Roman" w:hAnsi="Times New Roman" w:cs="Times New Roman"/>
           <w:lang w:val="tr-TR"/>
         </w:rPr>
       </w:pPr>
+      <w:r>
+        <w:rPr>
+          <w:rFonts w:ascii="Times New Roman" w:hAnsi="Times New Roman" w:cs="Times New Roman"/>
+          <w:lang w:val="tr-TR"/>
+        </w:rPr>
+        <w:t xml:space="preserve">c.</w:t>
+        <w:tab/>
+      </w:r>
       <w:r>
         <w:rPr>
           <w:rFonts w:ascii="Times New Roman" w:hAnsi="Times New Roman" w:cs="Times New Roman"/>
@@ -1217,7 +1247,7 @@
           <w:color w:val="FF0000"/>
           <w:lang w:val="tr-TR"/>
         </w:rPr>
-        <w:t xml:space="preserve">Cevap: a) Ekzotermik; ürünlerin potansiyel enerjisi girenlerinkinden düşük, ΔH &lt; 0.  b) Değişmez, −40 kJ olarak kalır.  c) Aktivasyon enerjisi düşer, eşik enerjisini aşan tanecik oranı ve birim zamandaki etkin çarpışma sayısı artar.</w:t>
+        <w:t xml:space="preserve">Cevap: a. Ekzotermik; ürünlerin potansiyel enerjisi girenlerinkinden düşük, ΔH &lt; 0.  b. Değişmez, −40 kJ olarak kalır.  c. Aktivasyon enerjisi düşer, eşik enerjisini aşan tanecik oranı ve birim zamandaki etkin çarpışma sayısı artar.</w:t>
       </w:r>
     </w:p>
     <w:p>
@@ -1674,16 +1704,21 @@
     <w:p>
       <w:pPr>
         <w:pStyle w:val="ListParagraph"/>
-        <w:numPr>
-          <w:ilvl w:val="0"/>
-          <w:numId w:val="53"/>
-        </w:numPr>
+        <w:ind w:left="1080" w:hanging="360"/>
         <w:jc w:val="both"/>
         <w:rPr>
           <w:rFonts w:ascii="Times New Roman" w:hAnsi="Times New Roman" w:cs="Times New Roman"/>
           <w:lang w:val="tr-TR"/>
         </w:rPr>
       </w:pPr>
+      <w:r>
+        <w:rPr>
+          <w:rFonts w:ascii="Times New Roman" w:hAnsi="Times New Roman" w:cs="Times New Roman"/>
+          <w:lang w:val="tr-TR"/>
+        </w:rPr>
+        <w:t xml:space="preserve">a.</w:t>
+        <w:tab/>
+      </w:r>
       <w:r>
         <w:rPr>
           <w:rFonts w:ascii="Times New Roman" w:hAnsi="Times New Roman" w:cs="Times New Roman"/>
@@ -1695,16 +1730,21 @@
     <w:p>
       <w:pPr>
         <w:pStyle w:val="ListParagraph"/>
-        <w:numPr>
-          <w:ilvl w:val="0"/>
-          <w:numId w:val="53"/>
-        </w:numPr>
+        <w:ind w:left="1080" w:hanging="360"/>
         <w:jc w:val="both"/>
         <w:rPr>
           <w:rFonts w:ascii="Times New Roman" w:hAnsi="Times New Roman" w:cs="Times New Roman"/>
           <w:lang w:val="tr-TR"/>
         </w:rPr>
       </w:pPr>
+      <w:r>
+        <w:rPr>
+          <w:rFonts w:ascii="Times New Roman" w:hAnsi="Times New Roman" w:cs="Times New Roman"/>
+          <w:lang w:val="tr-TR"/>
+        </w:rPr>
+        <w:t xml:space="preserve">b.</w:t>
+        <w:tab/>
+      </w:r>
       <w:r>
         <w:rPr>
           <w:rFonts w:ascii="Times New Roman" w:hAnsi="Times New Roman" w:cs="Times New Roman"/>
@@ -1716,16 +1756,21 @@
     <w:p>
       <w:pPr>
         <w:pStyle w:val="ListParagraph"/>
-        <w:numPr>
-          <w:ilvl w:val="0"/>
-          <w:numId w:val="53"/>
-        </w:numPr>
+        <w:ind w:left="1080" w:hanging="360"/>
         <w:jc w:val="both"/>
         <w:rPr>
           <w:rFonts w:ascii="Times New Roman" w:hAnsi="Times New Roman" w:cs="Times New Roman"/>
           <w:lang w:val="tr-TR"/>
         </w:rPr>
       </w:pPr>
+      <w:r>
+        <w:rPr>
+          <w:rFonts w:ascii="Times New Roman" w:hAnsi="Times New Roman" w:cs="Times New Roman"/>
+          <w:lang w:val="tr-TR"/>
+        </w:rPr>
+        <w:t xml:space="preserve">c.</w:t>
+        <w:tab/>
+      </w:r>
       <w:r>
         <w:rPr>
           <w:rFonts w:ascii="Times New Roman" w:hAnsi="Times New Roman" w:cs="Times New Roman"/>
@@ -1737,16 +1782,21 @@
     <w:p>
       <w:pPr>
         <w:pStyle w:val="ListParagraph"/>
-        <w:numPr>
-          <w:ilvl w:val="0"/>
-          <w:numId w:val="53"/>
-        </w:numPr>
+        <w:ind w:left="1080" w:hanging="360"/>
         <w:jc w:val="both"/>
         <w:rPr>
           <w:rFonts w:ascii="Times New Roman" w:hAnsi="Times New Roman" w:cs="Times New Roman"/>
           <w:lang w:val="tr-TR"/>
         </w:rPr>
       </w:pPr>
+      <w:r>
+        <w:rPr>
+          <w:rFonts w:ascii="Times New Roman" w:hAnsi="Times New Roman" w:cs="Times New Roman"/>
+          <w:lang w:val="tr-TR"/>
+        </w:rPr>
+        <w:t xml:space="preserve">ç.</w:t>
+        <w:tab/>
+      </w:r>
       <w:r>
         <w:rPr>
           <w:rFonts w:ascii="Times New Roman" w:hAnsi="Times New Roman" w:cs="Times New Roman"/>
@@ -1805,7 +1855,7 @@
           <w:color w:val="FF0000"/>
           <w:lang w:val="tr-TR"/>
         </w:rPr>
-        <w:t xml:space="preserve">Cevap: a) Hız = k[A]</w:t>
+        <w:t xml:space="preserve">Cevap: a. Hız = k[A]</w:t>
       </w:r>
       <w:r>
         <w:rPr>
@@ -1822,7 +1872,7 @@
           <w:color w:val="FF0000"/>
           <w:lang w:val="tr-TR"/>
         </w:rPr>
-        <w:t xml:space="preserve">[B]   b) 3   c) k = 4,0·10</w:t>
+        <w:t xml:space="preserve">[B]   b. 3   c. k = 4,0·10</w:t>
       </w:r>
       <w:r>
         <w:rPr>
@@ -1890,7 +1940,7 @@
           <w:color w:val="FF0000"/>
           <w:lang w:val="tr-TR"/>
         </w:rPr>
-        <w:t xml:space="preserve">·s   ç) Hayır; üsler katsayılarla (1 ve 1) uyuşmadığı için tepkime birden fazla basamakta gerçekleşir.</w:t>
+        <w:t xml:space="preserve">·s   ç. Hayır; üsler katsayılarla (1 ve 1) uyuşmadığı için tepkime birden fazla basamakta gerçekleşir.</w:t>
       </w:r>
     </w:p>
     <w:p>
@@ -1927,16 +1977,21 @@
     <w:p>
       <w:pPr>
         <w:pStyle w:val="ListParagraph"/>
-        <w:numPr>
-          <w:ilvl w:val="0"/>
-          <w:numId w:val="54"/>
-        </w:numPr>
+        <w:ind w:left="1080" w:hanging="360"/>
         <w:jc w:val="both"/>
         <w:rPr>
           <w:rFonts w:ascii="Times New Roman" w:hAnsi="Times New Roman" w:cs="Times New Roman"/>
           <w:lang w:val="tr-TR"/>
         </w:rPr>
       </w:pPr>
+      <w:r>
+        <w:rPr>
+          <w:rFonts w:ascii="Times New Roman" w:hAnsi="Times New Roman" w:cs="Times New Roman"/>
+          <w:lang w:val="tr-TR"/>
+        </w:rPr>
+        <w:t xml:space="preserve">a.</w:t>
+        <w:tab/>
+      </w:r>
       <w:r>
         <w:rPr>
           <w:rFonts w:ascii="Times New Roman" w:hAnsi="Times New Roman" w:cs="Times New Roman"/>
@@ -1965,16 +2020,21 @@
     <w:p>
       <w:pPr>
         <w:pStyle w:val="ListParagraph"/>
-        <w:numPr>
-          <w:ilvl w:val="0"/>
-          <w:numId w:val="54"/>
-        </w:numPr>
+        <w:ind w:left="1080" w:hanging="360"/>
         <w:jc w:val="both"/>
         <w:rPr>
           <w:rFonts w:ascii="Times New Roman" w:hAnsi="Times New Roman" w:cs="Times New Roman"/>
           <w:lang w:val="tr-TR"/>
         </w:rPr>
       </w:pPr>
+      <w:r>
+        <w:rPr>
+          <w:rFonts w:ascii="Times New Roman" w:hAnsi="Times New Roman" w:cs="Times New Roman"/>
+          <w:lang w:val="tr-TR"/>
+        </w:rPr>
+        <w:t xml:space="preserve">b.</w:t>
+        <w:tab/>
+      </w:r>
       <w:r>
         <w:rPr>
           <w:rFonts w:ascii="Times New Roman" w:hAnsi="Times New Roman" w:cs="Times New Roman"/>
@@ -2003,16 +2063,21 @@
     <w:p>
       <w:pPr>
         <w:pStyle w:val="ListParagraph"/>
-        <w:numPr>
-          <w:ilvl w:val="0"/>
-          <w:numId w:val="54"/>
-        </w:numPr>
+        <w:ind w:left="1080" w:hanging="360"/>
         <w:jc w:val="both"/>
         <w:rPr>
           <w:rFonts w:ascii="Times New Roman" w:hAnsi="Times New Roman" w:cs="Times New Roman"/>
           <w:lang w:val="tr-TR"/>
         </w:rPr>
       </w:pPr>
+      <w:r>
+        <w:rPr>
+          <w:rFonts w:ascii="Times New Roman" w:hAnsi="Times New Roman" w:cs="Times New Roman"/>
+          <w:lang w:val="tr-TR"/>
+        </w:rPr>
+        <w:t xml:space="preserve">c.</w:t>
+        <w:tab/>
+      </w:r>
       <w:r>
         <w:rPr>
           <w:rFonts w:ascii="Times New Roman" w:hAnsi="Times New Roman" w:cs="Times New Roman"/>
@@ -2083,7 +2148,7 @@
           <w:color w:val="FF0000"/>
           <w:lang w:val="tr-TR"/>
         </w:rPr>
-        <w:t xml:space="preserve">Cevap: a) Hız = k[X</w:t>
+        <w:t xml:space="preserve">Cevap: a. Hız = k[X</w:t>
       </w:r>
       <w:r>
         <w:rPr>
@@ -2117,7 +2182,7 @@
           <w:color w:val="FF0000"/>
           <w:lang w:val="tr-TR"/>
         </w:rPr>
-        <w:t xml:space="preserve">   b) 2·2</w:t>
+        <w:t xml:space="preserve">   b. 2·2</w:t>
       </w:r>
       <w:r>
         <w:rPr>
@@ -2134,7 +2199,7 @@
           <w:color w:val="FF0000"/>
           <w:lang w:val="tr-TR"/>
         </w:rPr>
-        <w:t xml:space="preserve"> = 8 katına çıkar.   c) 2 katına çıkar.</w:t>
+        <w:t xml:space="preserve"> = 8 katına çıkar.   c. 2 katına çıkar.</w:t>
       </w:r>
     </w:p>
     <w:p>
@@ -2662,16 +2727,21 @@
     <w:p>
       <w:pPr>
         <w:pStyle w:val="ListParagraph"/>
-        <w:numPr>
-          <w:ilvl w:val="0"/>
-          <w:numId w:val="55"/>
-        </w:numPr>
+        <w:ind w:left="1080" w:hanging="360"/>
         <w:jc w:val="both"/>
         <w:rPr>
           <w:rFonts w:ascii="Times New Roman" w:hAnsi="Times New Roman" w:cs="Times New Roman"/>
           <w:lang w:val="tr-TR"/>
         </w:rPr>
       </w:pPr>
+      <w:r>
+        <w:rPr>
+          <w:rFonts w:ascii="Times New Roman" w:hAnsi="Times New Roman" w:cs="Times New Roman"/>
+          <w:lang w:val="tr-TR"/>
+        </w:rPr>
+        <w:t xml:space="preserve">a.</w:t>
+        <w:tab/>
+      </w:r>
       <w:r>
         <w:rPr>
           <w:rFonts w:ascii="Times New Roman" w:hAnsi="Times New Roman" w:cs="Times New Roman"/>
@@ -2700,16 +2770,21 @@
     <w:p>
       <w:pPr>
         <w:pStyle w:val="ListParagraph"/>
-        <w:numPr>
-          <w:ilvl w:val="0"/>
-          <w:numId w:val="55"/>
-        </w:numPr>
+        <w:ind w:left="1080" w:hanging="360"/>
         <w:jc w:val="both"/>
         <w:rPr>
           <w:rFonts w:ascii="Times New Roman" w:hAnsi="Times New Roman" w:cs="Times New Roman"/>
           <w:lang w:val="tr-TR"/>
         </w:rPr>
       </w:pPr>
+      <w:r>
+        <w:rPr>
+          <w:rFonts w:ascii="Times New Roman" w:hAnsi="Times New Roman" w:cs="Times New Roman"/>
+          <w:lang w:val="tr-TR"/>
+        </w:rPr>
+        <w:t xml:space="preserve">b.</w:t>
+        <w:tab/>
+      </w:r>
       <w:r>
         <w:rPr>
           <w:rFonts w:ascii="Times New Roman" w:hAnsi="Times New Roman" w:cs="Times New Roman"/>
@@ -2738,16 +2813,21 @@
     <w:p>
       <w:pPr>
         <w:pStyle w:val="ListParagraph"/>
-        <w:numPr>
-          <w:ilvl w:val="0"/>
-          <w:numId w:val="55"/>
-        </w:numPr>
+        <w:ind w:left="1080" w:hanging="360"/>
         <w:jc w:val="both"/>
         <w:rPr>
           <w:rFonts w:ascii="Times New Roman" w:hAnsi="Times New Roman" w:cs="Times New Roman"/>
           <w:lang w:val="tr-TR"/>
         </w:rPr>
       </w:pPr>
+      <w:r>
+        <w:rPr>
+          <w:rFonts w:ascii="Times New Roman" w:hAnsi="Times New Roman" w:cs="Times New Roman"/>
+          <w:lang w:val="tr-TR"/>
+        </w:rPr>
+        <w:t xml:space="preserve">c.</w:t>
+        <w:tab/>
+      </w:r>
       <w:r>
         <w:rPr>
           <w:rFonts w:ascii="Times New Roman" w:hAnsi="Times New Roman" w:cs="Times New Roman"/>
@@ -2776,16 +2856,21 @@
     <w:p>
       <w:pPr>
         <w:pStyle w:val="ListParagraph"/>
-        <w:numPr>
-          <w:ilvl w:val="0"/>
-          <w:numId w:val="55"/>
-        </w:numPr>
+        <w:ind w:left="1080" w:hanging="360"/>
         <w:jc w:val="both"/>
         <w:rPr>
           <w:rFonts w:ascii="Times New Roman" w:hAnsi="Times New Roman" w:cs="Times New Roman"/>
           <w:lang w:val="tr-TR"/>
         </w:rPr>
       </w:pPr>
+      <w:r>
+        <w:rPr>
+          <w:rFonts w:ascii="Times New Roman" w:hAnsi="Times New Roman" w:cs="Times New Roman"/>
+          <w:lang w:val="tr-TR"/>
+        </w:rPr>
+        <w:t xml:space="preserve">ç.</w:t>
+        <w:tab/>
+      </w:r>
       <w:r>
         <w:rPr>
           <w:rFonts w:ascii="Times New Roman" w:hAnsi="Times New Roman" w:cs="Times New Roman"/>
@@ -2826,7 +2911,7 @@
           <w:color w:val="FF0000"/>
           <w:lang w:val="tr-TR"/>
         </w:rPr>
-        <w:t xml:space="preserve">Cevap: a) 2H</w:t>
+        <w:t xml:space="preserve">Cevap: a. 2H</w:t>
       </w:r>
       <w:r>
         <w:rPr>
@@ -2894,7 +2979,7 @@
           <w:color w:val="FF0000"/>
           <w:lang w:val="tr-TR"/>
         </w:rPr>
-        <w:t xml:space="preserve">(g)   b) Ara ürün: BrO</w:t>
+        <w:t xml:space="preserve">(g)   b. Ara ürün: BrO</w:t>
       </w:r>
       <w:r>
         <w:rPr>
@@ -2928,7 +3013,7 @@
           <w:color w:val="FF0000"/>
           <w:lang w:val="tr-TR"/>
         </w:rPr>
-        <w:t xml:space="preserve">   c) Hız = k[H</w:t>
+        <w:t xml:space="preserve">   c. Hız = k[H</w:t>
       </w:r>
       <w:r>
         <w:rPr>
@@ -2979,7 +3064,7 @@
           <w:color w:val="FF0000"/>
           <w:lang w:val="tr-TR"/>
         </w:rPr>
-        <w:t xml:space="preserve">], 2. derece   ç) I. basamak; yavaş basamağın aktivasyon enerjisi daha büyüktür.</w:t>
+        <w:t xml:space="preserve">], 2. derece   ç. I. basamak; yavaş basamağın aktivasyon enerjisi daha büyüktür.</w:t>
       </w:r>
     </w:p>
     <w:p>
@@ -3001,16 +3086,21 @@
     <w:p>
       <w:pPr>
         <w:pStyle w:val="ListParagraph"/>
-        <w:numPr>
-          <w:ilvl w:val="0"/>
-          <w:numId w:val="56"/>
-        </w:numPr>
+        <w:ind w:left="1080" w:hanging="360"/>
         <w:jc w:val="both"/>
         <w:rPr>
           <w:rFonts w:ascii="Times New Roman" w:hAnsi="Times New Roman" w:cs="Times New Roman"/>
           <w:lang w:val="tr-TR"/>
         </w:rPr>
       </w:pPr>
+      <w:r>
+        <w:rPr>
+          <w:rFonts w:ascii="Times New Roman" w:hAnsi="Times New Roman" w:cs="Times New Roman"/>
+          <w:lang w:val="tr-TR"/>
+        </w:rPr>
+        <w:t xml:space="preserve">a.</w:t>
+        <w:tab/>
+      </w:r>
       <w:r>
         <w:rPr>
           <w:rFonts w:ascii="Times New Roman" w:hAnsi="Times New Roman" w:cs="Times New Roman"/>
@@ -3022,16 +3112,21 @@
     <w:p>
       <w:pPr>
         <w:pStyle w:val="ListParagraph"/>
-        <w:numPr>
-          <w:ilvl w:val="0"/>
-          <w:numId w:val="56"/>
-        </w:numPr>
+        <w:ind w:left="1080" w:hanging="360"/>
         <w:jc w:val="both"/>
         <w:rPr>
           <w:rFonts w:ascii="Times New Roman" w:hAnsi="Times New Roman" w:cs="Times New Roman"/>
           <w:lang w:val="tr-TR"/>
         </w:rPr>
       </w:pPr>
+      <w:r>
+        <w:rPr>
+          <w:rFonts w:ascii="Times New Roman" w:hAnsi="Times New Roman" w:cs="Times New Roman"/>
+          <w:lang w:val="tr-TR"/>
+        </w:rPr>
+        <w:t xml:space="preserve">b.</w:t>
+        <w:tab/>
+      </w:r>
       <w:r>
         <w:rPr>
           <w:rFonts w:ascii="Times New Roman" w:hAnsi="Times New Roman" w:cs="Times New Roman"/>
@@ -3090,7 +3185,7 @@
           <w:color w:val="FF0000"/>
           <w:lang w:val="tr-TR"/>
         </w:rPr>
-        <w:t xml:space="preserve">Cevap: a) ΔH = E</w:t>
+        <w:t xml:space="preserve">Cevap: a. ΔH = E</w:t>
       </w:r>
       <w:r>
         <w:rPr>
@@ -3158,7 +3253,7 @@
           <w:color w:val="FF0000"/>
           <w:lang w:val="tr-TR"/>
         </w:rPr>
-        <w:t xml:space="preserve"> = 180 kJ   b) Katalizör ileri ve geri aktivasyon enerjilerini aynı miktarda (20 kJ) düşürür: E</w:t>
+        <w:t xml:space="preserve"> = 180 kJ   b. Katalizör ileri ve geri aktivasyon enerjilerini aynı miktarda (20 kJ) düşürür: E</w:t>
       </w:r>
       <w:r>
         <w:rPr>
